--- a/20_Projects/企業のオンライン保健室/クラウドパワー株式会社/02_報告会記録/クラウドパワー様_2026年4月_月次報告書_最終版.docx
+++ b/20_Projects/企業のオンライン保健室/クラウドパワー株式会社/02_報告会記録/クラウドパワー様_2026年4月_月次報告書_最終版.docx
@@ -435,7 +435,7 @@
               <w:rPr>
                 <w:sz w:val="19"/>
               </w:rPr>
-              <w:t>4/9・4/15</w:t>
+              <w:t>4/9・4/15・4/23</w:t>
             </w:r>
           </w:p>
         </w:tc>
@@ -452,6 +452,10 @@
               <w:br/>
               <w:t>4/15：各社員の様子をヒアリング。</w:t>
             </w:r>
+            <w:r>
+              <w:br/>
+              <w:t>4/23（緊急相談・約45分）：長谷川社長との衝突やイップス状態について緊急面談。Claude Code活用の労務管理プロジェクトを承認済みで進めていたところ突然説明を求められ、強く叱責を受けたことで「何を出してもダメ出しされる→何もしたくない」という状態に陥っていた。新入社員（社長の元右腕）の入社による存在意義への不安も重なっている。</w:t>
+            </w:r>
           </w:p>
         </w:tc>
         <w:tc>
@@ -464,6 +468,10 @@
                 <w:sz w:val="19"/>
               </w:rPr>
               <w:t>「困った時の相談以外は不要」というスタンス。社員と髙橋の共有の場を設けることで合意。新人教育スライドの案をお渡ししたが「ClaudeCodeを使い始めた今と事情が違う」と否定的。在り方の説明である旨をお伝えしたがご理解は得られず。引き続き関係を丁寧に続けます。</w:t>
+            </w:r>
+            <w:r>
+              <w:br/>
+              <w:t>精神的に限界に近い状態。「辞めることも選択肢に入っている」との発言あり。長谷川社長から直接声かけをお願いしたい。新入社員への業務移譲（見積書）を具体化し、社長の真意を通訳することで少し落ち着きを取り戻した。</w:t>
             </w:r>
           </w:p>
         </w:tc>

--- a/20_Projects/企業のオンライン保健室/クラウドパワー株式会社/02_報告会記録/クラウドパワー様_2026年4月_月次報告書_最終版.docx
+++ b/20_Projects/企業のオンライン保健室/クラウドパワー株式会社/02_報告会記録/クラウドパワー様_2026年4月_月次報告書_最終版.docx
@@ -471,7 +471,7 @@
             </w:r>
             <w:r>
               <w:br/>
-              <w:t>精神的に限界に近い状態。「辞めることも選択肢に入っている」との発言あり。長谷川社長から直接声かけをお願いしたい。新入社員への業務移譲（見積書）を具体化し、社長の真意を通訳することで少し落ち着きを取り戻した。</w:t>
+              <w:t>精神的に限界に近い状態。「辞めることも選択肢に入っている」との発言あり。この言動は今までの辞めたいとはニュアンスが違いました。長谷川社長から直接声かけをお願いしたい。新入社員への業務移譲（見積書）を具体化し、社長の真意を通訳することで少し落ち着きを取り戻した。</w:t>
             </w:r>
           </w:p>
         </w:tc>
